--- a/6. 大模型/5. RAG.docx
+++ b/6. 大模型/5. RAG.docx
@@ -10,6 +10,419 @@
         <w:rPr>
           <w:rFonts w:hint="eastAsia"/>
         </w:rPr>
+        <w:t>背景</w:t>
+      </w:r>
+    </w:p>
+    <w:p>
+      <w:pPr>
+        <w:ind w:firstLine="420"/>
+        <w:rPr>
+          <w:rFonts w:hint="eastAsia"/>
+        </w:rPr>
+      </w:pPr>
+      <w:r>
+        <w:rPr>
+          <w:rFonts w:hint="eastAsia"/>
+        </w:rPr>
+        <w:t>大模型（</w:t>
+      </w:r>
+      <w:r>
+        <w:rPr>
+          <w:rFonts w:hint="eastAsia"/>
+        </w:rPr>
+        <w:t>LLM</w:t>
+      </w:r>
+      <w:r>
+        <w:rPr>
+          <w:rFonts w:hint="eastAsia"/>
+        </w:rPr>
+        <w:t>）本身是</w:t>
+      </w:r>
+      <w:r>
+        <w:rPr>
+          <w:rFonts w:hint="eastAsia"/>
+          <w:color w:val="EE0000"/>
+        </w:rPr>
+        <w:t>封闭静态</w:t>
+      </w:r>
+      <w:r>
+        <w:rPr>
+          <w:rFonts w:hint="eastAsia"/>
+        </w:rPr>
+        <w:t>的：</w:t>
+      </w:r>
+    </w:p>
+    <w:p>
+      <w:pPr>
+        <w:ind w:firstLine="420"/>
+        <w:rPr>
+          <w:rFonts w:hint="eastAsia"/>
+        </w:rPr>
+      </w:pPr>
+      <w:r>
+        <w:rPr>
+          <w:rFonts w:hint="eastAsia"/>
+        </w:rPr>
+        <w:t xml:space="preserve">- </w:t>
+      </w:r>
+      <w:r>
+        <w:rPr>
+          <w:rFonts w:hint="eastAsia"/>
+        </w:rPr>
+        <w:t>知识只来自训练数据截止前</w:t>
+      </w:r>
+    </w:p>
+    <w:p>
+      <w:pPr>
+        <w:ind w:firstLine="420"/>
+        <w:rPr>
+          <w:rFonts w:hint="eastAsia"/>
+        </w:rPr>
+      </w:pPr>
+      <w:r>
+        <w:rPr>
+          <w:rFonts w:hint="eastAsia"/>
+        </w:rPr>
+        <w:t xml:space="preserve">- </w:t>
+      </w:r>
+      <w:r>
+        <w:rPr>
+          <w:rFonts w:hint="eastAsia"/>
+        </w:rPr>
+        <w:t>想更新知识必须重新训练</w:t>
+      </w:r>
+      <w:r>
+        <w:rPr>
+          <w:rFonts w:hint="eastAsia"/>
+        </w:rPr>
+        <w:t>/</w:t>
+      </w:r>
+      <w:r>
+        <w:rPr>
+          <w:rFonts w:hint="eastAsia"/>
+        </w:rPr>
+        <w:t>微调，成本极高、很慢</w:t>
+      </w:r>
+    </w:p>
+    <w:p>
+      <w:pPr>
+        <w:ind w:firstLine="420"/>
+        <w:rPr>
+          <w:rFonts w:hint="eastAsia"/>
+        </w:rPr>
+      </w:pPr>
+      <w:r>
+        <w:rPr>
+          <w:rFonts w:hint="eastAsia"/>
+        </w:rPr>
+        <w:t xml:space="preserve">- </w:t>
+      </w:r>
+      <w:r>
+        <w:rPr>
+          <w:rFonts w:hint="eastAsia"/>
+        </w:rPr>
+        <w:t>直接</w:t>
+      </w:r>
+      <w:proofErr w:type="gramStart"/>
+      <w:r>
+        <w:rPr>
+          <w:rFonts w:hint="eastAsia"/>
+        </w:rPr>
+        <w:t>问容易</w:t>
+      </w:r>
+      <w:proofErr w:type="gramEnd"/>
+      <w:r>
+        <w:rPr>
+          <w:rFonts w:hint="eastAsia"/>
+        </w:rPr>
+        <w:t>胡说八道（幻觉）</w:t>
+      </w:r>
+    </w:p>
+    <w:p>
+      <w:pPr>
+        <w:ind w:firstLine="420"/>
+        <w:rPr>
+          <w:rFonts w:hint="eastAsia"/>
+        </w:rPr>
+      </w:pPr>
+      <w:r>
+        <w:rPr>
+          <w:rFonts w:hint="eastAsia"/>
+        </w:rPr>
+        <w:t>为了让大模型能用</w:t>
+      </w:r>
+      <w:r>
+        <w:rPr>
+          <w:rFonts w:hint="eastAsia"/>
+          <w:color w:val="EE0000"/>
+        </w:rPr>
+        <w:t>最新知识、用私有数据、回答更靠谱</w:t>
+      </w:r>
+      <w:r>
+        <w:rPr>
+          <w:rFonts w:hint="eastAsia"/>
+        </w:rPr>
+        <w:t>，又不想反复训模型，于是出现了</w:t>
+      </w:r>
+      <w:r>
+        <w:rPr>
+          <w:rFonts w:hint="eastAsia"/>
+          <w:color w:val="EE0000"/>
+        </w:rPr>
+        <w:t xml:space="preserve">RAG </w:t>
+      </w:r>
+      <w:r>
+        <w:rPr>
+          <w:rFonts w:hint="eastAsia"/>
+          <w:color w:val="EE0000"/>
+        </w:rPr>
+        <w:t>检索增强生成</w:t>
+      </w:r>
+      <w:r>
+        <w:rPr>
+          <w:rFonts w:hint="eastAsia"/>
+        </w:rPr>
+        <w:t>。</w:t>
+      </w:r>
+    </w:p>
+    <w:p/>
+    <w:p>
+      <w:pPr>
+        <w:ind w:firstLine="420"/>
+        <w:rPr>
+          <w:rFonts w:hint="eastAsia"/>
+        </w:rPr>
+      </w:pPr>
+      <w:r>
+        <w:rPr>
+          <w:rFonts w:hint="eastAsia"/>
+        </w:rPr>
+        <w:t xml:space="preserve">RAG </w:t>
+      </w:r>
+      <w:r>
+        <w:rPr>
+          <w:rFonts w:hint="eastAsia"/>
+        </w:rPr>
+        <w:t>主要解决什么问题？</w:t>
+      </w:r>
+      <w:r>
+        <w:rPr>
+          <w:rFonts w:hint="eastAsia"/>
+        </w:rPr>
+        <w:t xml:space="preserve"> </w:t>
+      </w:r>
+    </w:p>
+    <w:p>
+      <w:pPr>
+        <w:ind w:firstLine="420"/>
+        <w:rPr>
+          <w:rFonts w:hint="eastAsia"/>
+        </w:rPr>
+      </w:pPr>
+      <w:r>
+        <w:rPr>
+          <w:rFonts w:hint="eastAsia"/>
+        </w:rPr>
+        <w:t>1</w:t>
+      </w:r>
+      <w:r>
+        <w:rPr>
+          <w:rFonts w:hint="eastAsia"/>
+        </w:rPr>
+        <w:t>、</w:t>
+      </w:r>
+      <w:r>
+        <w:rPr>
+          <w:rFonts w:hint="eastAsia"/>
+        </w:rPr>
+        <w:t>解决大模型幻觉：让回答基于真实检索到的文档，</w:t>
+      </w:r>
+      <w:proofErr w:type="gramStart"/>
+      <w:r>
+        <w:rPr>
+          <w:rFonts w:hint="eastAsia"/>
+        </w:rPr>
+        <w:t>不</w:t>
+      </w:r>
+      <w:proofErr w:type="gramEnd"/>
+      <w:r>
+        <w:rPr>
+          <w:rFonts w:hint="eastAsia"/>
+        </w:rPr>
+        <w:t>瞎编。</w:t>
+      </w:r>
+    </w:p>
+    <w:p>
+      <w:pPr>
+        <w:ind w:firstLine="420"/>
+        <w:rPr>
+          <w:rFonts w:hint="eastAsia"/>
+        </w:rPr>
+      </w:pPr>
+      <w:r>
+        <w:rPr>
+          <w:rFonts w:hint="eastAsia"/>
+        </w:rPr>
+        <w:t>2</w:t>
+      </w:r>
+      <w:r>
+        <w:rPr>
+          <w:rFonts w:hint="eastAsia"/>
+        </w:rPr>
+        <w:t>、</w:t>
+      </w:r>
+      <w:r>
+        <w:rPr>
+          <w:rFonts w:hint="eastAsia"/>
+        </w:rPr>
+        <w:t>解决知识过时：不用重训模型，直接</w:t>
+      </w:r>
+      <w:proofErr w:type="gramStart"/>
+      <w:r>
+        <w:rPr>
+          <w:rFonts w:hint="eastAsia"/>
+        </w:rPr>
+        <w:t>查最新</w:t>
+      </w:r>
+      <w:proofErr w:type="gramEnd"/>
+      <w:r>
+        <w:rPr>
+          <w:rFonts w:hint="eastAsia"/>
+        </w:rPr>
+        <w:t>外部数据。</w:t>
+      </w:r>
+    </w:p>
+    <w:p>
+      <w:pPr>
+        <w:ind w:firstLine="420"/>
+        <w:rPr>
+          <w:rFonts w:hint="eastAsia"/>
+        </w:rPr>
+      </w:pPr>
+      <w:r>
+        <w:rPr>
+          <w:rFonts w:hint="eastAsia"/>
+        </w:rPr>
+        <w:t>3</w:t>
+      </w:r>
+      <w:r>
+        <w:rPr>
+          <w:rFonts w:hint="eastAsia"/>
+        </w:rPr>
+        <w:t>、</w:t>
+      </w:r>
+      <w:r>
+        <w:rPr>
+          <w:rFonts w:hint="eastAsia"/>
+        </w:rPr>
+        <w:t>使用私有</w:t>
+      </w:r>
+      <w:r>
+        <w:rPr>
+          <w:rFonts w:hint="eastAsia"/>
+        </w:rPr>
+        <w:t>/</w:t>
+      </w:r>
+      <w:r>
+        <w:rPr>
+          <w:rFonts w:hint="eastAsia"/>
+        </w:rPr>
+        <w:t>领域数据：企业内部文档、专业资料，模型没见过也能用。</w:t>
+      </w:r>
+    </w:p>
+    <w:p>
+      <w:pPr>
+        <w:ind w:firstLine="420"/>
+        <w:rPr>
+          <w:rFonts w:hint="eastAsia"/>
+        </w:rPr>
+      </w:pPr>
+      <w:r>
+        <w:rPr>
+          <w:rFonts w:hint="eastAsia"/>
+        </w:rPr>
+        <w:t>4</w:t>
+      </w:r>
+      <w:r>
+        <w:rPr>
+          <w:rFonts w:hint="eastAsia"/>
+        </w:rPr>
+        <w:t>、</w:t>
+      </w:r>
+      <w:r>
+        <w:rPr>
+          <w:rFonts w:hint="eastAsia"/>
+        </w:rPr>
+        <w:t>比微调更轻量低成本：更新知识库只需加文档，不用训练模型。</w:t>
+      </w:r>
+    </w:p>
+    <w:p>
+      <w:pPr>
+        <w:ind w:firstLine="420"/>
+        <w:rPr>
+          <w:rFonts w:hint="eastAsia"/>
+        </w:rPr>
+      </w:pPr>
+      <w:r>
+        <w:rPr>
+          <w:rFonts w:hint="eastAsia"/>
+        </w:rPr>
+        <w:t xml:space="preserve">RAG </w:t>
+      </w:r>
+      <w:r>
+        <w:rPr>
+          <w:rFonts w:hint="eastAsia"/>
+        </w:rPr>
+        <w:t>就是给</w:t>
+      </w:r>
+      <w:r>
+        <w:rPr>
+          <w:rFonts w:hint="eastAsia"/>
+        </w:rPr>
+        <w:t xml:space="preserve"> LLM </w:t>
+      </w:r>
+      <w:r>
+        <w:rPr>
+          <w:rFonts w:hint="eastAsia"/>
+          <w:color w:val="EE0000"/>
+        </w:rPr>
+        <w:t>配一个可实时更新的“外部大脑”</w:t>
+      </w:r>
+      <w:r>
+        <w:rPr>
+          <w:rFonts w:hint="eastAsia"/>
+        </w:rPr>
+        <w:t>，解决大模型</w:t>
+      </w:r>
+      <w:r>
+        <w:rPr>
+          <w:rFonts w:hint="eastAsia"/>
+          <w:color w:val="EE0000"/>
+        </w:rPr>
+        <w:t>幻觉、知识陈旧、不能用私有数据、微调太贵</w:t>
+      </w:r>
+      <w:r>
+        <w:rPr>
+          <w:rFonts w:hint="eastAsia"/>
+        </w:rPr>
+        <w:t>这四大痛点。</w:t>
+      </w:r>
+    </w:p>
+    <w:p>
+      <w:pPr>
+        <w:rPr>
+          <w:rFonts w:hint="eastAsia"/>
+        </w:rPr>
+      </w:pPr>
+    </w:p>
+    <w:p>
+      <w:pPr>
+        <w:pStyle w:val="1"/>
+      </w:pPr>
+      <w:r>
+        <w:rPr>
+          <w:rFonts w:hint="eastAsia"/>
+        </w:rPr>
         <w:t>概述</w:t>
       </w:r>
     </w:p>
@@ -23,32 +436,6 @@
         </w:rPr>
         <w:t>参考：</w:t>
       </w:r>
-    </w:p>
-    <w:p>
-      <w:r>
-        <w:tab/>
-      </w:r>
-      <w:hyperlink r:id="rId4" w:history="1">
-        <w:r>
-          <w:rPr>
-            <w:rStyle w:val="ae"/>
-          </w:rPr>
-          <w:t>https://zhuanlan.zhihu.com/p/675509396</w:t>
-        </w:r>
-      </w:hyperlink>
-    </w:p>
-    <w:p>
-      <w:r>
-        <w:tab/>
-      </w:r>
-      <w:hyperlink r:id="rId5" w:history="1">
-        <w:r>
-          <w:rPr>
-            <w:rStyle w:val="ae"/>
-          </w:rPr>
-          <w:t>https://zhuanlan.zhihu.com/p/1929199025955014567</w:t>
-        </w:r>
-      </w:hyperlink>
     </w:p>
     <w:p>
       <w:r>
@@ -72,17 +459,37 @@
           <w:rPr>
             <w:rStyle w:val="ae"/>
           </w:rPr>
+          <w:t>https://zhuanlan.zhihu.com/p/1929199025955014567</w:t>
+        </w:r>
+      </w:hyperlink>
+    </w:p>
+    <w:p>
+      <w:r>
+        <w:tab/>
+      </w:r>
+      <w:hyperlink r:id="rId8" w:history="1">
+        <w:r>
+          <w:rPr>
+            <w:rStyle w:val="ae"/>
+          </w:rPr>
+          <w:t>https://zhuanlan.zhihu.com/p/675509396</w:t>
+        </w:r>
+      </w:hyperlink>
+    </w:p>
+    <w:p>
+      <w:r>
+        <w:tab/>
+      </w:r>
+      <w:hyperlink r:id="rId9" w:history="1">
+        <w:r>
+          <w:rPr>
+            <w:rStyle w:val="ae"/>
+          </w:rPr>
           <w:t>https://www.zhihu.com/question/2495164206/answer/23805726342</w:t>
         </w:r>
       </w:hyperlink>
     </w:p>
-    <w:p>
-      <w:pPr>
-        <w:rPr>
-          <w:rFonts w:hint="eastAsia"/>
-        </w:rPr>
-      </w:pPr>
-    </w:p>
+    <w:p/>
     <w:p>
       <w:pPr>
         <w:pStyle w:val="1"/>
@@ -97,9 +504,6 @@
     <w:p>
       <w:pPr>
         <w:pStyle w:val="1"/>
-        <w:rPr>
-          <w:rFonts w:hint="eastAsia"/>
-        </w:rPr>
       </w:pPr>
       <w:r>
         <w:rPr>
@@ -116,6 +520,56 @@
     </w:sectPr>
   </w:body>
 </w:document>
+</file>
+
+<file path=word/endnotes.xml><?xml version="1.0" encoding="utf-8"?>
+<w:endnotes xmlns:wpc="http://schemas.microsoft.com/office/word/2010/wordprocessingCanvas" xmlns:cx="http://schemas.microsoft.com/office/drawing/2014/chartex" xmlns:cx1="http://schemas.microsoft.com/office/drawing/2015/9/8/chartex" xmlns:cx2="http://schemas.microsoft.com/office/drawing/2015/10/21/chartex" xmlns:cx3="http://schemas.microsoft.com/office/drawing/2016/5/9/chartex" xmlns:cx4="http://schemas.microsoft.com/office/drawing/2016/5/10/chartex" xmlns:cx5="http://schemas.microsoft.com/office/drawing/2016/5/11/chartex" xmlns:cx6="http://schemas.microsoft.com/office/drawing/2016/5/12/chartex" xmlns:cx7="http://schemas.microsoft.com/office/drawing/2016/5/13/chartex" xmlns:cx8="http://schemas.microsoft.com/office/drawing/2016/5/14/chartex" xmlns:mc="http://schemas.openxmlformats.org/markup-compatibility/2006" xmlns:aink="http://schemas.microsoft.com/office/drawing/2016/ink" xmlns:am3d="http://schemas.microsoft.com/office/drawing/2017/model3d" xmlns:o="urn:schemas-microsoft-com:office:office" xmlns:oel="http://schemas.microsoft.com/office/2019/extlst" xmlns:r="http://schemas.openxmlformats.org/officeDocument/2006/relationships" xmlns:m="http://schemas.openxmlformats.org/officeDocument/2006/math" xmlns:v="urn:schemas-microsoft-com:vml" xmlns:wp14="http://schemas.microsoft.com/office/word/2010/wordprocessingDrawing" xmlns:wp="http://schemas.openxmlformats.org/drawingml/2006/wordprocessingDrawing" xmlns:w10="urn:schemas-microsoft-com:office:word" xmlns:w="http://schemas.openxmlformats.org/wordprocessingml/2006/main" xmlns:w14="http://schemas.microsoft.com/office/word/2010/wordml" xmlns:w15="http://schemas.microsoft.com/office/word/2012/wordml" xmlns:w16cex="http://schemas.microsoft.com/office/word/2018/wordml/cex" xmlns:w16cid="http://schemas.microsoft.com/office/word/2016/wordml/cid" xmlns:w16="http://schemas.microsoft.com/office/word/2018/wordml" xmlns:w16du="http://schemas.microsoft.com/office/word/2023/wordml/word16du" xmlns:w16sdtdh="http://schemas.microsoft.com/office/word/2020/wordml/sdtdatahash" xmlns:w16sdtfl="http://schemas.microsoft.com/office/word/2024/wordml/sdtformatlock" xmlns:w16se="http://schemas.microsoft.com/office/word/2015/wordml/symex" xmlns:wpg="http://schemas.microsoft.com/office/word/2010/wordprocessingGroup" xmlns:wpi="http://schemas.microsoft.com/office/word/2010/wordprocessingInk" xmlns:wne="http://schemas.microsoft.com/office/word/2006/wordml" xmlns:wps="http://schemas.microsoft.com/office/word/2010/wordprocessingShape" mc:Ignorable="w14 w15 w16se w16cid w16 w16cex w16sdtdh w16sdtfl w16du wp14">
+  <w:endnote w:type="separator" w:id="-1">
+    <w:p>
+      <w:pPr>
+        <w:spacing w:line="240" w:lineRule="auto"/>
+      </w:pPr>
+      <w:r>
+        <w:separator/>
+      </w:r>
+    </w:p>
+  </w:endnote>
+  <w:endnote w:type="continuationSeparator" w:id="0">
+    <w:p>
+      <w:pPr>
+        <w:spacing w:line="240" w:lineRule="auto"/>
+      </w:pPr>
+      <w:r>
+        <w:continuationSeparator/>
+      </w:r>
+    </w:p>
+  </w:endnote>
+</w:endnotes>
+</file>
+
+<file path=word/footnotes.xml><?xml version="1.0" encoding="utf-8"?>
+<w:footnotes xmlns:wpc="http://schemas.microsoft.com/office/word/2010/wordprocessingCanvas" xmlns:cx="http://schemas.microsoft.com/office/drawing/2014/chartex" xmlns:cx1="http://schemas.microsoft.com/office/drawing/2015/9/8/chartex" xmlns:cx2="http://schemas.microsoft.com/office/drawing/2015/10/21/chartex" xmlns:cx3="http://schemas.microsoft.com/office/drawing/2016/5/9/chartex" xmlns:cx4="http://schemas.microsoft.com/office/drawing/2016/5/10/chartex" xmlns:cx5="http://schemas.microsoft.com/office/drawing/2016/5/11/chartex" xmlns:cx6="http://schemas.microsoft.com/office/drawing/2016/5/12/chartex" xmlns:cx7="http://schemas.microsoft.com/office/drawing/2016/5/13/chartex" xmlns:cx8="http://schemas.microsoft.com/office/drawing/2016/5/14/chartex" xmlns:mc="http://schemas.openxmlformats.org/markup-compatibility/2006" xmlns:aink="http://schemas.microsoft.com/office/drawing/2016/ink" xmlns:am3d="http://schemas.microsoft.com/office/drawing/2017/model3d" xmlns:o="urn:schemas-microsoft-com:office:office" xmlns:oel="http://schemas.microsoft.com/office/2019/extlst" xmlns:r="http://schemas.openxmlformats.org/officeDocument/2006/relationships" xmlns:m="http://schemas.openxmlformats.org/officeDocument/2006/math" xmlns:v="urn:schemas-microsoft-com:vml" xmlns:wp14="http://schemas.microsoft.com/office/word/2010/wordprocessingDrawing" xmlns:wp="http://schemas.openxmlformats.org/drawingml/2006/wordprocessingDrawing" xmlns:w10="urn:schemas-microsoft-com:office:word" xmlns:w="http://schemas.openxmlformats.org/wordprocessingml/2006/main" xmlns:w14="http://schemas.microsoft.com/office/word/2010/wordml" xmlns:w15="http://schemas.microsoft.com/office/word/2012/wordml" xmlns:w16cex="http://schemas.microsoft.com/office/word/2018/wordml/cex" xmlns:w16cid="http://schemas.microsoft.com/office/word/2016/wordml/cid" xmlns:w16="http://schemas.microsoft.com/office/word/2018/wordml" xmlns:w16du="http://schemas.microsoft.com/office/word/2023/wordml/word16du" xmlns:w16sdtdh="http://schemas.microsoft.com/office/word/2020/wordml/sdtdatahash" xmlns:w16sdtfl="http://schemas.microsoft.com/office/word/2024/wordml/sdtformatlock" xmlns:w16se="http://schemas.microsoft.com/office/word/2015/wordml/symex" xmlns:wpg="http://schemas.microsoft.com/office/word/2010/wordprocessingGroup" xmlns:wpi="http://schemas.microsoft.com/office/word/2010/wordprocessingInk" xmlns:wne="http://schemas.microsoft.com/office/word/2006/wordml" xmlns:wps="http://schemas.microsoft.com/office/word/2010/wordprocessingShape" mc:Ignorable="w14 w15 w16se w16cid w16 w16cex w16sdtdh w16sdtfl w16du wp14">
+  <w:footnote w:type="separator" w:id="-1">
+    <w:p>
+      <w:pPr>
+        <w:spacing w:line="240" w:lineRule="auto"/>
+      </w:pPr>
+      <w:r>
+        <w:separator/>
+      </w:r>
+    </w:p>
+  </w:footnote>
+  <w:footnote w:type="continuationSeparator" w:id="0">
+    <w:p>
+      <w:pPr>
+        <w:spacing w:line="240" w:lineRule="auto"/>
+      </w:pPr>
+      <w:r>
+        <w:continuationSeparator/>
+      </w:r>
+    </w:p>
+  </w:footnote>
+</w:footnotes>
 </file>
 
 <file path=word/styles.xml><?xml version="1.0" encoding="utf-8"?>
@@ -1068,6 +1522,71 @@
       <w:shd w:val="clear" w:color="auto" w:fill="E1DFDD"/>
     </w:rPr>
   </w:style>
+  <w:style w:type="paragraph" w:styleId="af0">
+    <w:name w:val="header"/>
+    <w:basedOn w:val="a"/>
+    <w:link w:val="af1"/>
+    <w:uiPriority w:val="99"/>
+    <w:unhideWhenUsed/>
+    <w:rsid w:val="0025119C"/>
+    <w:pPr>
+      <w:tabs>
+        <w:tab w:val="center" w:pos="4153"/>
+        <w:tab w:val="right" w:pos="8306"/>
+      </w:tabs>
+      <w:snapToGrid w:val="0"/>
+      <w:spacing w:line="240" w:lineRule="auto"/>
+      <w:jc w:val="center"/>
+    </w:pPr>
+    <w:rPr>
+      <w:sz w:val="18"/>
+      <w:szCs w:val="18"/>
+    </w:rPr>
+  </w:style>
+  <w:style w:type="character" w:customStyle="1" w:styleId="af1">
+    <w:name w:val="页眉 字符"/>
+    <w:basedOn w:val="a0"/>
+    <w:link w:val="af0"/>
+    <w:uiPriority w:val="99"/>
+    <w:rsid w:val="0025119C"/>
+    <w:rPr>
+      <w:rFonts w:ascii="Times New Roman" w:eastAsia="仿宋" w:hAnsi="Times New Roman"/>
+      <w:sz w:val="18"/>
+      <w:szCs w:val="18"/>
+    </w:rPr>
+  </w:style>
+  <w:style w:type="paragraph" w:styleId="af2">
+    <w:name w:val="footer"/>
+    <w:basedOn w:val="a"/>
+    <w:link w:val="af3"/>
+    <w:uiPriority w:val="99"/>
+    <w:unhideWhenUsed/>
+    <w:rsid w:val="0025119C"/>
+    <w:pPr>
+      <w:tabs>
+        <w:tab w:val="center" w:pos="4153"/>
+        <w:tab w:val="right" w:pos="8306"/>
+      </w:tabs>
+      <w:snapToGrid w:val="0"/>
+      <w:spacing w:line="240" w:lineRule="auto"/>
+    </w:pPr>
+    <w:rPr>
+      <w:sz w:val="18"/>
+      <w:szCs w:val="18"/>
+    </w:rPr>
+  </w:style>
+  <w:style w:type="character" w:customStyle="1" w:styleId="af3">
+    <w:name w:val="页脚 字符"/>
+    <w:basedOn w:val="a0"/>
+    <w:link w:val="af2"/>
+    <w:uiPriority w:val="99"/>
+    <w:rsid w:val="0025119C"/>
+    <w:rPr>
+      <w:rFonts w:ascii="Times New Roman" w:eastAsia="仿宋" w:hAnsi="Times New Roman"/>
+      <w:sz w:val="18"/>
+      <w:szCs w:val="18"/>
+    </w:rPr>
+  </w:style>
 </w:styles>
 </file>
 
